--- a/Documents/FD02-EPIS-Informe Vision.docx
+++ b/Documents/FD02-EPIS-Informe Vision.docx
@@ -355,7 +355,6 @@
           <w:szCs w:val="32"/>
         </w:rPr>
       </w:pPr>
-      <w:proofErr w:type="spellStart"/>
       <w:r>
         <w:rPr>
           <w:rFonts w:ascii="Times New Roman" w:eastAsia="Times New Roman" w:hAnsi="Times New Roman" w:cs="Times New Roman"/>
@@ -363,17 +362,7 @@
           <w:sz w:val="32"/>
           <w:szCs w:val="32"/>
         </w:rPr>
-        <w:t>Mag</w:t>
-      </w:r>
-      <w:proofErr w:type="spellEnd"/>
-      <w:r>
-        <w:rPr>
-          <w:rFonts w:ascii="Times New Roman" w:eastAsia="Times New Roman" w:hAnsi="Times New Roman" w:cs="Times New Roman"/>
-          <w:i/>
-          <w:sz w:val="32"/>
-          <w:szCs w:val="32"/>
-        </w:rPr>
-        <w:t>. Patrick Cuadros Quiroga</w:t>
+        <w:t>Mag. Patrick Cuadros Quiroga</w:t>
       </w:r>
     </w:p>
     <w:p>
@@ -566,7 +555,6 @@
           <w:szCs w:val="28"/>
         </w:rPr>
       </w:pPr>
-      <w:proofErr w:type="spellStart"/>
       <w:r>
         <w:rPr>
           <w:rFonts w:ascii="Times New Roman" w:eastAsia="Times New Roman" w:hAnsi="Times New Roman" w:cs="Times New Roman"/>
@@ -574,37 +562,7 @@
           <w:sz w:val="28"/>
           <w:szCs w:val="28"/>
         </w:rPr>
-        <w:t>Ancco</w:t>
-      </w:r>
-      <w:proofErr w:type="spellEnd"/>
-      <w:r>
-        <w:rPr>
-          <w:rFonts w:ascii="Times New Roman" w:eastAsia="Times New Roman" w:hAnsi="Times New Roman" w:cs="Times New Roman"/>
-          <w:i/>
-          <w:sz w:val="28"/>
-          <w:szCs w:val="28"/>
-        </w:rPr>
-        <w:t xml:space="preserve"> </w:t>
-      </w:r>
-      <w:proofErr w:type="spellStart"/>
-      <w:r>
-        <w:rPr>
-          <w:rFonts w:ascii="Times New Roman" w:eastAsia="Times New Roman" w:hAnsi="Times New Roman" w:cs="Times New Roman"/>
-          <w:i/>
-          <w:sz w:val="28"/>
-          <w:szCs w:val="28"/>
-        </w:rPr>
-        <w:t>Suaña</w:t>
-      </w:r>
-      <w:proofErr w:type="spellEnd"/>
-      <w:r>
-        <w:rPr>
-          <w:rFonts w:ascii="Times New Roman" w:eastAsia="Times New Roman" w:hAnsi="Times New Roman" w:cs="Times New Roman"/>
-          <w:i/>
-          <w:sz w:val="28"/>
-          <w:szCs w:val="28"/>
-        </w:rPr>
-        <w:t xml:space="preserve">, Bruno Enrique </w:t>
+        <w:t xml:space="preserve">Ancco Suaña, Bruno Enrique </w:t>
       </w:r>
       <w:r>
         <w:rPr>
@@ -988,6 +946,14 @@
               </w:rPr>
               <w:t>AHAO, CDAR, WESJ</w:t>
             </w:r>
+            <w:r>
+              <w:rPr>
+                <w:rFonts w:ascii="Times New Roman" w:eastAsia="Times New Roman" w:hAnsi="Times New Roman" w:cs="Times New Roman"/>
+                <w:sz w:val="18"/>
+                <w:szCs w:val="18"/>
+              </w:rPr>
+              <w:t>, BEAS</w:t>
+            </w:r>
           </w:p>
         </w:tc>
         <w:tc>
@@ -1267,37 +1233,12 @@
         </w:rPr>
         <w:t xml:space="preserve">Sistema </w:t>
       </w:r>
-      <w:proofErr w:type="spellStart"/>
       <w:r>
         <w:rPr>
           <w:rFonts w:ascii="Times New Roman" w:hAnsi="Times New Roman"/>
           <w:i/>
         </w:rPr>
-        <w:t>Generador</w:t>
-      </w:r>
-      <w:proofErr w:type="spellEnd"/>
-      <w:r>
-        <w:rPr>
-          <w:rFonts w:ascii="Times New Roman" w:hAnsi="Times New Roman"/>
-          <w:i/>
-        </w:rPr>
-        <w:t xml:space="preserve"> de </w:t>
-      </w:r>
-      <w:proofErr w:type="spellStart"/>
-      <w:r>
-        <w:rPr>
-          <w:rFonts w:ascii="Times New Roman" w:hAnsi="Times New Roman"/>
-          <w:i/>
-        </w:rPr>
-        <w:t>documentación</w:t>
-      </w:r>
-      <w:proofErr w:type="spellEnd"/>
-      <w:r>
-        <w:rPr>
-          <w:rFonts w:ascii="Times New Roman" w:hAnsi="Times New Roman"/>
-          <w:i/>
-        </w:rPr>
-        <w:t xml:space="preserve"> </w:t>
+        <w:t xml:space="preserve">Generador de documentación </w:t>
       </w:r>
     </w:p>
     <w:p>
@@ -1332,21 +1273,12 @@
       </w:pPr>
       <w:bookmarkStart w:id="3" w:name="_heading=h.hye7qds3rpt6" w:colFirst="0" w:colLast="0"/>
       <w:bookmarkEnd w:id="3"/>
-      <w:proofErr w:type="spellStart"/>
       <w:r>
         <w:rPr>
           <w:rFonts w:ascii="Times New Roman" w:hAnsi="Times New Roman"/>
           <w:color w:val="000000"/>
         </w:rPr>
-        <w:t>Documento</w:t>
-      </w:r>
-      <w:proofErr w:type="spellEnd"/>
-      <w:r>
-        <w:rPr>
-          <w:rFonts w:ascii="Times New Roman" w:hAnsi="Times New Roman"/>
-          <w:color w:val="000000"/>
-        </w:rPr>
-        <w:t xml:space="preserve"> de Visión</w:t>
+        <w:t>Documento de Visión</w:t>
       </w:r>
     </w:p>
     <w:p>
@@ -1370,7 +1302,6 @@
           <w:szCs w:val="28"/>
         </w:rPr>
       </w:pPr>
-      <w:proofErr w:type="spellStart"/>
       <w:r>
         <w:rPr>
           <w:rFonts w:ascii="Times New Roman" w:hAnsi="Times New Roman"/>
@@ -1378,17 +1309,7 @@
           <w:sz w:val="28"/>
           <w:szCs w:val="28"/>
         </w:rPr>
-        <w:t>Versión</w:t>
-      </w:r>
-      <w:proofErr w:type="spellEnd"/>
-      <w:r>
-        <w:rPr>
-          <w:rFonts w:ascii="Times New Roman" w:hAnsi="Times New Roman"/>
-          <w:color w:val="000000"/>
-          <w:sz w:val="28"/>
-          <w:szCs w:val="28"/>
-        </w:rPr>
-        <w:t xml:space="preserve"> </w:t>
+        <w:t xml:space="preserve">Versión </w:t>
       </w:r>
       <w:r>
         <w:rPr>
@@ -3184,25 +3105,7 @@
           <w:sz w:val="24"/>
           <w:szCs w:val="24"/>
         </w:rPr>
-        <w:t xml:space="preserve">El propósito de este proyecto es diseñar e implementar una plataforma web capaz de ayudar a completar documentos estructurados de manera automática, utilizando diversas </w:t>
-      </w:r>
-      <w:proofErr w:type="spellStart"/>
-      <w:r>
-        <w:rPr>
-          <w:rFonts w:ascii="Bookman Old Style" w:eastAsia="Bookman Old Style" w:hAnsi="Bookman Old Style" w:cs="Bookman Old Style"/>
-          <w:sz w:val="24"/>
-          <w:szCs w:val="24"/>
-        </w:rPr>
-        <w:t>IAs</w:t>
-      </w:r>
-      <w:proofErr w:type="spellEnd"/>
-      <w:r>
-        <w:rPr>
-          <w:rFonts w:ascii="Bookman Old Style" w:eastAsia="Bookman Old Style" w:hAnsi="Bookman Old Style" w:cs="Bookman Old Style"/>
-          <w:sz w:val="24"/>
-          <w:szCs w:val="24"/>
-        </w:rPr>
-        <w:t xml:space="preserve"> especializadas en redacción, análisis de contenido y generación de referencias. La solución permitirá a los usuarios a terminar los documentos en poco tiempo siguiendo formatos predefinidos, reduciendo el esfuerzo manual y asegurando la coherencia y calidad del contenido.</w:t>
+        <w:t>El propósito de este proyecto es diseñar e implementar una plataforma web capaz de ayudar a completar documentos estructurados de manera automática, utilizando diversas IAs especializadas en redacción, análisis de contenido y generación de referencias. La solución permitirá a los usuarios a terminar los documentos en poco tiempo siguiendo formatos predefinidos, reduciendo el esfuerzo manual y asegurando la coherencia y calidad del contenido.</w:t>
       </w:r>
     </w:p>
     <w:p>
@@ -3305,25 +3208,7 @@
           <w:sz w:val="24"/>
           <w:szCs w:val="24"/>
         </w:rPr>
-        <w:t xml:space="preserve">La integración de varias </w:t>
-      </w:r>
-      <w:proofErr w:type="spellStart"/>
-      <w:r>
-        <w:rPr>
-          <w:rFonts w:ascii="Bookman Old Style" w:eastAsia="Bookman Old Style" w:hAnsi="Bookman Old Style" w:cs="Bookman Old Style"/>
-          <w:sz w:val="24"/>
-          <w:szCs w:val="24"/>
-        </w:rPr>
-        <w:t>IAs</w:t>
-      </w:r>
-      <w:proofErr w:type="spellEnd"/>
-      <w:r>
-        <w:rPr>
-          <w:rFonts w:ascii="Bookman Old Style" w:eastAsia="Bookman Old Style" w:hAnsi="Bookman Old Style" w:cs="Bookman Old Style"/>
-          <w:sz w:val="24"/>
-          <w:szCs w:val="24"/>
-        </w:rPr>
-        <w:t xml:space="preserve"> para procesar y generar contenido por secciones.</w:t>
+        <w:t>La integración de varias IAs para procesar y generar contenido por secciones.</w:t>
       </w:r>
     </w:p>
     <w:p>
@@ -3430,43 +3315,7 @@
           <w:sz w:val="24"/>
           <w:szCs w:val="24"/>
         </w:rPr>
-        <w:t>MCP: Multi-</w:t>
-      </w:r>
-      <w:proofErr w:type="spellStart"/>
-      <w:r>
-        <w:rPr>
-          <w:rFonts w:ascii="Bookman Old Style" w:eastAsia="Bookman Old Style" w:hAnsi="Bookman Old Style" w:cs="Bookman Old Style"/>
-          <w:sz w:val="24"/>
-          <w:szCs w:val="24"/>
-        </w:rPr>
-        <w:t>Component</w:t>
-      </w:r>
-      <w:proofErr w:type="spellEnd"/>
-      <w:r>
-        <w:rPr>
-          <w:rFonts w:ascii="Bookman Old Style" w:eastAsia="Bookman Old Style" w:hAnsi="Bookman Old Style" w:cs="Bookman Old Style"/>
-          <w:sz w:val="24"/>
-          <w:szCs w:val="24"/>
-        </w:rPr>
-        <w:t xml:space="preserve"> </w:t>
-      </w:r>
-      <w:proofErr w:type="spellStart"/>
-      <w:r>
-        <w:rPr>
-          <w:rFonts w:ascii="Bookman Old Style" w:eastAsia="Bookman Old Style" w:hAnsi="Bookman Old Style" w:cs="Bookman Old Style"/>
-          <w:sz w:val="24"/>
-          <w:szCs w:val="24"/>
-        </w:rPr>
-        <w:t>Platform</w:t>
-      </w:r>
-      <w:proofErr w:type="spellEnd"/>
-      <w:r>
-        <w:rPr>
-          <w:rFonts w:ascii="Bookman Old Style" w:eastAsia="Bookman Old Style" w:hAnsi="Bookman Old Style" w:cs="Bookman Old Style"/>
-          <w:sz w:val="24"/>
-          <w:szCs w:val="24"/>
-        </w:rPr>
-        <w:t xml:space="preserve"> (Plataforma de Múltiples Componentes).</w:t>
+        <w:t>MCP: Multi-Component Platform (Plataforma de Múltiples Componentes).</w:t>
       </w:r>
     </w:p>
     <w:p>
@@ -3512,43 +3361,7 @@
           <w:sz w:val="24"/>
           <w:szCs w:val="24"/>
         </w:rPr>
-        <w:t xml:space="preserve">API: </w:t>
-      </w:r>
-      <w:proofErr w:type="spellStart"/>
-      <w:r>
-        <w:rPr>
-          <w:rFonts w:ascii="Bookman Old Style" w:eastAsia="Bookman Old Style" w:hAnsi="Bookman Old Style" w:cs="Bookman Old Style"/>
-          <w:sz w:val="24"/>
-          <w:szCs w:val="24"/>
-        </w:rPr>
-        <w:t>Application</w:t>
-      </w:r>
-      <w:proofErr w:type="spellEnd"/>
-      <w:r>
-        <w:rPr>
-          <w:rFonts w:ascii="Bookman Old Style" w:eastAsia="Bookman Old Style" w:hAnsi="Bookman Old Style" w:cs="Bookman Old Style"/>
-          <w:sz w:val="24"/>
-          <w:szCs w:val="24"/>
-        </w:rPr>
-        <w:t xml:space="preserve"> </w:t>
-      </w:r>
-      <w:proofErr w:type="spellStart"/>
-      <w:r>
-        <w:rPr>
-          <w:rFonts w:ascii="Bookman Old Style" w:eastAsia="Bookman Old Style" w:hAnsi="Bookman Old Style" w:cs="Bookman Old Style"/>
-          <w:sz w:val="24"/>
-          <w:szCs w:val="24"/>
-        </w:rPr>
-        <w:t>Programming</w:t>
-      </w:r>
-      <w:proofErr w:type="spellEnd"/>
-      <w:r>
-        <w:rPr>
-          <w:rFonts w:ascii="Bookman Old Style" w:eastAsia="Bookman Old Style" w:hAnsi="Bookman Old Style" w:cs="Bookman Old Style"/>
-          <w:sz w:val="24"/>
-          <w:szCs w:val="24"/>
-        </w:rPr>
-        <w:t xml:space="preserve"> Interface.</w:t>
+        <w:t>API: Application Programming Interface.</w:t>
       </w:r>
     </w:p>
     <w:p>
@@ -3633,79 +3446,7 @@
           <w:sz w:val="24"/>
           <w:szCs w:val="24"/>
         </w:rPr>
-        <w:t xml:space="preserve">Documentación oficial de </w:t>
-      </w:r>
-      <w:proofErr w:type="spellStart"/>
-      <w:r>
-        <w:rPr>
-          <w:rFonts w:ascii="Bookman Old Style" w:eastAsia="Bookman Old Style" w:hAnsi="Bookman Old Style" w:cs="Bookman Old Style"/>
-          <w:sz w:val="24"/>
-          <w:szCs w:val="24"/>
-        </w:rPr>
-        <w:t>OpenAI</w:t>
-      </w:r>
-      <w:proofErr w:type="spellEnd"/>
-      <w:r>
-        <w:rPr>
-          <w:rFonts w:ascii="Bookman Old Style" w:eastAsia="Bookman Old Style" w:hAnsi="Bookman Old Style" w:cs="Bookman Old Style"/>
-          <w:sz w:val="24"/>
-          <w:szCs w:val="24"/>
-        </w:rPr>
-        <w:t xml:space="preserve">, </w:t>
-      </w:r>
-      <w:proofErr w:type="spellStart"/>
-      <w:r>
-        <w:rPr>
-          <w:rFonts w:ascii="Bookman Old Style" w:eastAsia="Bookman Old Style" w:hAnsi="Bookman Old Style" w:cs="Bookman Old Style"/>
-          <w:sz w:val="24"/>
-          <w:szCs w:val="24"/>
-        </w:rPr>
-        <w:t>Hugging</w:t>
-      </w:r>
-      <w:proofErr w:type="spellEnd"/>
-      <w:r>
-        <w:rPr>
-          <w:rFonts w:ascii="Bookman Old Style" w:eastAsia="Bookman Old Style" w:hAnsi="Bookman Old Style" w:cs="Bookman Old Style"/>
-          <w:sz w:val="24"/>
-          <w:szCs w:val="24"/>
-        </w:rPr>
-        <w:t xml:space="preserve"> </w:t>
-      </w:r>
-      <w:proofErr w:type="spellStart"/>
-      <w:r>
-        <w:rPr>
-          <w:rFonts w:ascii="Bookman Old Style" w:eastAsia="Bookman Old Style" w:hAnsi="Bookman Old Style" w:cs="Bookman Old Style"/>
-          <w:sz w:val="24"/>
-          <w:szCs w:val="24"/>
-        </w:rPr>
-        <w:t>Face</w:t>
-      </w:r>
-      <w:proofErr w:type="spellEnd"/>
-      <w:r>
-        <w:rPr>
-          <w:rFonts w:ascii="Bookman Old Style" w:eastAsia="Bookman Old Style" w:hAnsi="Bookman Old Style" w:cs="Bookman Old Style"/>
-          <w:sz w:val="24"/>
-          <w:szCs w:val="24"/>
-        </w:rPr>
-        <w:t xml:space="preserve"> y </w:t>
-      </w:r>
-      <w:proofErr w:type="spellStart"/>
-      <w:r>
-        <w:rPr>
-          <w:rFonts w:ascii="Bookman Old Style" w:eastAsia="Bookman Old Style" w:hAnsi="Bookman Old Style" w:cs="Bookman Old Style"/>
-          <w:sz w:val="24"/>
-          <w:szCs w:val="24"/>
-        </w:rPr>
-        <w:t>Ollama</w:t>
-      </w:r>
-      <w:proofErr w:type="spellEnd"/>
-      <w:r>
-        <w:rPr>
-          <w:rFonts w:ascii="Bookman Old Style" w:eastAsia="Bookman Old Style" w:hAnsi="Bookman Old Style" w:cs="Bookman Old Style"/>
-          <w:sz w:val="24"/>
-          <w:szCs w:val="24"/>
-        </w:rPr>
-        <w:t>.</w:t>
+        <w:t>Documentación oficial de OpenAI, Hugging Face y Ollama.</w:t>
       </w:r>
     </w:p>
     <w:p>
@@ -3903,25 +3644,7 @@
           <w:sz w:val="24"/>
           <w:szCs w:val="24"/>
         </w:rPr>
-        <w:t xml:space="preserve">Actualmente, existe una notoria falta de plataformas accesibles que automaticen de forma eficiente la creación de documentos personalizados y estructurados. Esta carencia representa una oportunidad para ofrecer un servicio escalable y flexible dirigido a estudiantes, profesionales independientes, equipos de desarrollo y organizaciones que requieren generar documentación formal de forma frecuente y estandarizada. GDI-IA puede ser adoptado por instituciones educativas, agencias tecnológicas y </w:t>
-      </w:r>
-      <w:proofErr w:type="spellStart"/>
-      <w:r>
-        <w:rPr>
-          <w:rFonts w:ascii="Bookman Old Style" w:eastAsia="Bookman Old Style" w:hAnsi="Bookman Old Style" w:cs="Bookman Old Style"/>
-          <w:sz w:val="24"/>
-          <w:szCs w:val="24"/>
-        </w:rPr>
-        <w:t>freelancers</w:t>
-      </w:r>
-      <w:proofErr w:type="spellEnd"/>
-      <w:r>
-        <w:rPr>
-          <w:rFonts w:ascii="Bookman Old Style" w:eastAsia="Bookman Old Style" w:hAnsi="Bookman Old Style" w:cs="Bookman Old Style"/>
-          <w:sz w:val="24"/>
-          <w:szCs w:val="24"/>
-        </w:rPr>
-        <w:t xml:space="preserve"> que deseen optimizar su flujo de trabajo documental.</w:t>
+        <w:t>Actualmente, existe una notoria falta de plataformas accesibles que automaticen de forma eficiente la creación de documentos personalizados y estructurados. Esta carencia representa una oportunidad para ofrecer un servicio escalable y flexible dirigido a estudiantes, profesionales independientes, equipos de desarrollo y organizaciones que requieren generar documentación formal de forma frecuente y estandarizada. GDI-IA puede ser adoptado por instituciones educativas, agencias tecnológicas y freelancers que deseen optimizar su flujo de trabajo documental.</w:t>
       </w:r>
     </w:p>
     <w:p>
@@ -3955,25 +3678,7 @@
           <w:sz w:val="24"/>
           <w:szCs w:val="24"/>
         </w:rPr>
-        <w:t xml:space="preserve">La elaboración manual de documentos formales es un proceso que consume tiempo, requiere alta atención al detalle y es susceptible a errores de formato, redacción y organización del contenido. No existe actualmente una herramienta que permita, de manera integrada, aprovechar las capacidades de diferentes </w:t>
-      </w:r>
-      <w:proofErr w:type="spellStart"/>
-      <w:r>
-        <w:rPr>
-          <w:rFonts w:ascii="Bookman Old Style" w:eastAsia="Bookman Old Style" w:hAnsi="Bookman Old Style" w:cs="Bookman Old Style"/>
-          <w:sz w:val="24"/>
-          <w:szCs w:val="24"/>
-        </w:rPr>
-        <w:t>IAs</w:t>
-      </w:r>
-      <w:proofErr w:type="spellEnd"/>
-      <w:r>
-        <w:rPr>
-          <w:rFonts w:ascii="Bookman Old Style" w:eastAsia="Bookman Old Style" w:hAnsi="Bookman Old Style" w:cs="Bookman Old Style"/>
-          <w:sz w:val="24"/>
-          <w:szCs w:val="24"/>
-        </w:rPr>
-        <w:t xml:space="preserve"> para automatizar este proceso bajo una misma plataforma, generando así una solución flexible, precisa y adaptable a distintas necesidades documentales.</w:t>
+        <w:t>La elaboración manual de documentos formales es un proceso que consume tiempo, requiere alta atención al detalle y es susceptible a errores de formato, redacción y organización del contenido. No existe actualmente una herramienta que permita, de manera integrada, aprovechar las capacidades de diferentes IAs para automatizar este proceso bajo una misma plataforma, generando así una solución flexible, precisa y adaptable a distintas necesidades documentales.</w:t>
       </w:r>
     </w:p>
     <w:p>
@@ -4771,25 +4476,7 @@
           <w:sz w:val="24"/>
           <w:szCs w:val="24"/>
         </w:rPr>
-        <w:t xml:space="preserve">El sistema GDI-IA será una plataforma web accesible desde cualquier navegador, desarrollada en PHP con arquitectura modular para facilitar la integración con </w:t>
-      </w:r>
-      <w:proofErr w:type="spellStart"/>
-      <w:r>
-        <w:rPr>
-          <w:rFonts w:ascii="Bookman Old Style" w:eastAsia="Bookman Old Style" w:hAnsi="Bookman Old Style" w:cs="Bookman Old Style"/>
-          <w:sz w:val="24"/>
-          <w:szCs w:val="24"/>
-        </w:rPr>
-        <w:t>APIs</w:t>
-      </w:r>
-      <w:proofErr w:type="spellEnd"/>
-      <w:r>
-        <w:rPr>
-          <w:rFonts w:ascii="Bookman Old Style" w:eastAsia="Bookman Old Style" w:hAnsi="Bookman Old Style" w:cs="Bookman Old Style"/>
-          <w:sz w:val="24"/>
-          <w:szCs w:val="24"/>
-        </w:rPr>
-        <w:t xml:space="preserve"> de Inteligencia Artificial. Utilizará una base de datos MySQL para la gestión eficiente y segura de la información, permitiendo una experiencia dinámica y escalable.</w:t>
+        <w:t>El sistema GDI-IA será una plataforma web accesible desde cualquier navegador, desarrollada en PHP con arquitectura modular para facilitar la integración con APIs de Inteligencia Artificial. Utilizará una base de datos MySQL para la gestión eficiente y segura de la información, permitiendo una experiencia dinámica y escalable.</w:t>
       </w:r>
     </w:p>
     <w:p>
@@ -4966,25 +4653,7 @@
           <w:sz w:val="24"/>
           <w:szCs w:val="24"/>
         </w:rPr>
-        <w:t xml:space="preserve">Disponibilidad constante y estable de los servicios externos de IA (como </w:t>
-      </w:r>
-      <w:proofErr w:type="spellStart"/>
-      <w:r>
-        <w:rPr>
-          <w:rFonts w:ascii="Bookman Old Style" w:eastAsia="Bookman Old Style" w:hAnsi="Bookman Old Style" w:cs="Bookman Old Style"/>
-          <w:sz w:val="24"/>
-          <w:szCs w:val="24"/>
-        </w:rPr>
-        <w:t>OpenAI</w:t>
-      </w:r>
-      <w:proofErr w:type="spellEnd"/>
-      <w:r>
-        <w:rPr>
-          <w:rFonts w:ascii="Bookman Old Style" w:eastAsia="Bookman Old Style" w:hAnsi="Bookman Old Style" w:cs="Bookman Old Style"/>
-          <w:sz w:val="24"/>
-          <w:szCs w:val="24"/>
-        </w:rPr>
-        <w:t>).</w:t>
+        <w:t>Disponibilidad constante y estable de los servicios externos de IA (como OpenAI).</w:t>
       </w:r>
       <w:r>
         <w:rPr>
@@ -5045,25 +4714,7 @@
           <w:sz w:val="24"/>
           <w:szCs w:val="24"/>
         </w:rPr>
-        <w:t xml:space="preserve">Aceptación y cumplimiento de términos de uso de las </w:t>
-      </w:r>
-      <w:proofErr w:type="spellStart"/>
-      <w:r>
-        <w:rPr>
-          <w:rFonts w:ascii="Bookman Old Style" w:eastAsia="Bookman Old Style" w:hAnsi="Bookman Old Style" w:cs="Bookman Old Style"/>
-          <w:sz w:val="24"/>
-          <w:szCs w:val="24"/>
-        </w:rPr>
-        <w:t>APIs</w:t>
-      </w:r>
-      <w:proofErr w:type="spellEnd"/>
-      <w:r>
-        <w:rPr>
-          <w:rFonts w:ascii="Bookman Old Style" w:eastAsia="Bookman Old Style" w:hAnsi="Bookman Old Style" w:cs="Bookman Old Style"/>
-          <w:sz w:val="24"/>
-          <w:szCs w:val="24"/>
-        </w:rPr>
-        <w:t xml:space="preserve"> integradas.</w:t>
+        <w:t>Aceptación y cumplimiento de términos de uso de las APIs integradas.</w:t>
       </w:r>
     </w:p>
     <w:p>
@@ -5162,25 +4813,7 @@
           <w:sz w:val="24"/>
           <w:szCs w:val="24"/>
         </w:rPr>
-        <w:t xml:space="preserve">Consumo de </w:t>
-      </w:r>
-      <w:proofErr w:type="spellStart"/>
-      <w:r>
-        <w:rPr>
-          <w:rFonts w:ascii="Bookman Old Style" w:eastAsia="Bookman Old Style" w:hAnsi="Bookman Old Style" w:cs="Bookman Old Style"/>
-          <w:sz w:val="24"/>
-          <w:szCs w:val="24"/>
-        </w:rPr>
-        <w:t>APIs</w:t>
-      </w:r>
-      <w:proofErr w:type="spellEnd"/>
-      <w:r>
-        <w:rPr>
-          <w:rFonts w:ascii="Bookman Old Style" w:eastAsia="Bookman Old Style" w:hAnsi="Bookman Old Style" w:cs="Bookman Old Style"/>
-          <w:sz w:val="24"/>
-          <w:szCs w:val="24"/>
-        </w:rPr>
-        <w:t xml:space="preserve"> de IA de terceros.</w:t>
+        <w:t>Consumo de APIs de IA de terceros.</w:t>
       </w:r>
       <w:r>
         <w:rPr>
@@ -5240,25 +4873,7 @@
           <w:szCs w:val="24"/>
         </w:rPr>
         <w:lastRenderedPageBreak/>
-        <w:t xml:space="preserve">Se ofrecerá un modelo </w:t>
-      </w:r>
-      <w:proofErr w:type="spellStart"/>
-      <w:r>
-        <w:rPr>
-          <w:rFonts w:ascii="Bookman Old Style" w:eastAsia="Bookman Old Style" w:hAnsi="Bookman Old Style" w:cs="Bookman Old Style"/>
-          <w:sz w:val="24"/>
-          <w:szCs w:val="24"/>
-        </w:rPr>
-        <w:t>freemium</w:t>
-      </w:r>
-      <w:proofErr w:type="spellEnd"/>
-      <w:r>
-        <w:rPr>
-          <w:rFonts w:ascii="Bookman Old Style" w:eastAsia="Bookman Old Style" w:hAnsi="Bookman Old Style" w:cs="Bookman Old Style"/>
-          <w:sz w:val="24"/>
-          <w:szCs w:val="24"/>
-        </w:rPr>
-        <w:t>:</w:t>
+        <w:t>Se ofrecerá un modelo freemium:</w:t>
       </w:r>
     </w:p>
     <w:p>
@@ -5349,25 +4964,7 @@
           <w:sz w:val="24"/>
           <w:szCs w:val="24"/>
         </w:rPr>
-        <w:t xml:space="preserve">El sistema se distribuirá bajo un modelo SaaS (Software as a </w:t>
-      </w:r>
-      <w:proofErr w:type="spellStart"/>
-      <w:r>
-        <w:rPr>
-          <w:rFonts w:ascii="Bookman Old Style" w:eastAsia="Bookman Old Style" w:hAnsi="Bookman Old Style" w:cs="Bookman Old Style"/>
-          <w:sz w:val="24"/>
-          <w:szCs w:val="24"/>
-        </w:rPr>
-        <w:t>Service</w:t>
-      </w:r>
-      <w:proofErr w:type="spellEnd"/>
-      <w:r>
-        <w:rPr>
-          <w:rFonts w:ascii="Bookman Old Style" w:eastAsia="Bookman Old Style" w:hAnsi="Bookman Old Style" w:cs="Bookman Old Style"/>
-          <w:sz w:val="24"/>
-          <w:szCs w:val="24"/>
-        </w:rPr>
-        <w:t>), alojado en la nube. No requiere instalación local por parte del usuario.</w:t>
+        <w:t>El sistema se distribuirá bajo un modelo SaaS (Software as a Service), alojado en la nube. No requiere instalación local por parte del usuario.</w:t>
       </w:r>
     </w:p>
     <w:p>
@@ -5449,53 +5046,15 @@
           <w:sz w:val="24"/>
           <w:szCs w:val="24"/>
         </w:rPr>
-        <w:t xml:space="preserve">Conexión de </w:t>
-      </w:r>
-      <w:proofErr w:type="spellStart"/>
-      <w:r>
-        <w:rPr>
-          <w:rFonts w:ascii="Bookman Old Style" w:eastAsia="Bookman Old Style" w:hAnsi="Bookman Old Style" w:cs="Bookman Old Style"/>
-          <w:b/>
-          <w:sz w:val="24"/>
-          <w:szCs w:val="24"/>
-        </w:rPr>
-        <w:t>API’s</w:t>
-      </w:r>
-      <w:proofErr w:type="spellEnd"/>
-      <w:r>
-        <w:rPr>
-          <w:rFonts w:ascii="Bookman Old Style" w:eastAsia="Bookman Old Style" w:hAnsi="Bookman Old Style" w:cs="Bookman Old Style"/>
-          <w:b/>
-          <w:sz w:val="24"/>
-          <w:szCs w:val="24"/>
-        </w:rPr>
-        <w:t xml:space="preserve"> con servicios de IA:</w:t>
-      </w:r>
-      <w:r>
-        <w:rPr>
-          <w:rFonts w:ascii="Bookman Old Style" w:eastAsia="Bookman Old Style" w:hAnsi="Bookman Old Style" w:cs="Bookman Old Style"/>
-          <w:sz w:val="24"/>
-          <w:szCs w:val="24"/>
-        </w:rPr>
-        <w:t xml:space="preserve"> Se integrarán modelos de lenguaje mediante </w:t>
-      </w:r>
-      <w:proofErr w:type="spellStart"/>
-      <w:r>
-        <w:rPr>
-          <w:rFonts w:ascii="Bookman Old Style" w:eastAsia="Bookman Old Style" w:hAnsi="Bookman Old Style" w:cs="Bookman Old Style"/>
-          <w:sz w:val="24"/>
-          <w:szCs w:val="24"/>
-        </w:rPr>
-        <w:t>APIs</w:t>
-      </w:r>
-      <w:proofErr w:type="spellEnd"/>
-      <w:r>
-        <w:rPr>
-          <w:rFonts w:ascii="Bookman Old Style" w:eastAsia="Bookman Old Style" w:hAnsi="Bookman Old Style" w:cs="Bookman Old Style"/>
-          <w:sz w:val="24"/>
-          <w:szCs w:val="24"/>
-        </w:rPr>
-        <w:t xml:space="preserve"> externas.</w:t>
+        <w:t>Conexión de API’s con servicios de IA:</w:t>
+      </w:r>
+      <w:r>
+        <w:rPr>
+          <w:rFonts w:ascii="Bookman Old Style" w:eastAsia="Bookman Old Style" w:hAnsi="Bookman Old Style" w:cs="Bookman Old Style"/>
+          <w:sz w:val="24"/>
+          <w:szCs w:val="24"/>
+        </w:rPr>
+        <w:t xml:space="preserve"> Se integrarán modelos de lenguaje mediante APIs externas.</w:t>
       </w:r>
       <w:r>
         <w:rPr>
@@ -5527,27 +5086,7 @@
           <w:sz w:val="24"/>
           <w:szCs w:val="24"/>
         </w:rPr>
-        <w:t xml:space="preserve">Integración con múltiples </w:t>
-      </w:r>
-      <w:proofErr w:type="spellStart"/>
-      <w:r>
-        <w:rPr>
-          <w:rFonts w:ascii="Bookman Old Style" w:eastAsia="Bookman Old Style" w:hAnsi="Bookman Old Style" w:cs="Bookman Old Style"/>
-          <w:b/>
-          <w:sz w:val="24"/>
-          <w:szCs w:val="24"/>
-        </w:rPr>
-        <w:t>IAs</w:t>
-      </w:r>
-      <w:proofErr w:type="spellEnd"/>
-      <w:r>
-        <w:rPr>
-          <w:rFonts w:ascii="Bookman Old Style" w:eastAsia="Bookman Old Style" w:hAnsi="Bookman Old Style" w:cs="Bookman Old Style"/>
-          <w:b/>
-          <w:sz w:val="24"/>
-          <w:szCs w:val="24"/>
-        </w:rPr>
-        <w:t>:</w:t>
+        <w:t>Integración con múltiples IAs:</w:t>
       </w:r>
       <w:r>
         <w:rPr>
@@ -5803,25 +5342,7 @@
           <w:sz w:val="24"/>
           <w:szCs w:val="24"/>
         </w:rPr>
-        <w:t xml:space="preserve"> 99% de </w:t>
-      </w:r>
-      <w:proofErr w:type="spellStart"/>
-      <w:r>
-        <w:rPr>
-          <w:rFonts w:ascii="Bookman Old Style" w:eastAsia="Bookman Old Style" w:hAnsi="Bookman Old Style" w:cs="Bookman Old Style"/>
-          <w:sz w:val="24"/>
-          <w:szCs w:val="24"/>
-        </w:rPr>
-        <w:t>uptime</w:t>
-      </w:r>
-      <w:proofErr w:type="spellEnd"/>
-      <w:r>
-        <w:rPr>
-          <w:rFonts w:ascii="Bookman Old Style" w:eastAsia="Bookman Old Style" w:hAnsi="Bookman Old Style" w:cs="Bookman Old Style"/>
-          <w:sz w:val="24"/>
-          <w:szCs w:val="24"/>
-        </w:rPr>
-        <w:t xml:space="preserve"> mensual mínimo garantizado.</w:t>
+        <w:t xml:space="preserve"> 99% de uptime mensual mínimo garantizado.</w:t>
       </w:r>
       <w:r>
         <w:rPr>
@@ -5987,25 +5508,7 @@
           <w:sz w:val="24"/>
           <w:szCs w:val="24"/>
         </w:rPr>
-        <w:t xml:space="preserve">La integración con </w:t>
-      </w:r>
-      <w:proofErr w:type="spellStart"/>
-      <w:r>
-        <w:rPr>
-          <w:rFonts w:ascii="Bookman Old Style" w:eastAsia="Bookman Old Style" w:hAnsi="Bookman Old Style" w:cs="Bookman Old Style"/>
-          <w:sz w:val="24"/>
-          <w:szCs w:val="24"/>
-        </w:rPr>
-        <w:t>APIs</w:t>
-      </w:r>
-      <w:proofErr w:type="spellEnd"/>
-      <w:r>
-        <w:rPr>
-          <w:rFonts w:ascii="Bookman Old Style" w:eastAsia="Bookman Old Style" w:hAnsi="Bookman Old Style" w:cs="Bookman Old Style"/>
-          <w:sz w:val="24"/>
-          <w:szCs w:val="24"/>
-        </w:rPr>
-        <w:t xml:space="preserve"> será desarrollada en paralelo con énfasis en la escalabilidad.</w:t>
+        <w:t>La integración con APIs será desarrollada en paralelo con énfasis en la escalabilidad.</w:t>
       </w:r>
       <w:r>
         <w:rPr>
@@ -6406,61 +5909,7 @@
           <w:sz w:val="24"/>
           <w:szCs w:val="24"/>
         </w:rPr>
-        <w:t xml:space="preserve"> Dado que el sistema depende de </w:t>
-      </w:r>
-      <w:proofErr w:type="spellStart"/>
-      <w:r>
-        <w:rPr>
-          <w:rFonts w:ascii="Bookman Old Style" w:eastAsia="Bookman Old Style" w:hAnsi="Bookman Old Style" w:cs="Bookman Old Style"/>
-          <w:sz w:val="24"/>
-          <w:szCs w:val="24"/>
-        </w:rPr>
-        <w:t>APIs</w:t>
-      </w:r>
-      <w:proofErr w:type="spellEnd"/>
-      <w:r>
-        <w:rPr>
-          <w:rFonts w:ascii="Bookman Old Style" w:eastAsia="Bookman Old Style" w:hAnsi="Bookman Old Style" w:cs="Bookman Old Style"/>
-          <w:sz w:val="24"/>
-          <w:szCs w:val="24"/>
-        </w:rPr>
-        <w:t xml:space="preserve"> externas como </w:t>
-      </w:r>
-      <w:proofErr w:type="spellStart"/>
-      <w:r>
-        <w:rPr>
-          <w:rFonts w:ascii="Bookman Old Style" w:eastAsia="Bookman Old Style" w:hAnsi="Bookman Old Style" w:cs="Bookman Old Style"/>
-          <w:sz w:val="24"/>
-          <w:szCs w:val="24"/>
-        </w:rPr>
-        <w:t>OpenAI</w:t>
-      </w:r>
-      <w:proofErr w:type="spellEnd"/>
-      <w:r>
-        <w:rPr>
-          <w:rFonts w:ascii="Bookman Old Style" w:eastAsia="Bookman Old Style" w:hAnsi="Bookman Old Style" w:cs="Bookman Old Style"/>
-          <w:sz w:val="24"/>
-          <w:szCs w:val="24"/>
-        </w:rPr>
-        <w:t xml:space="preserve"> u </w:t>
-      </w:r>
-      <w:proofErr w:type="spellStart"/>
-      <w:r>
-        <w:rPr>
-          <w:rFonts w:ascii="Bookman Old Style" w:eastAsia="Bookman Old Style" w:hAnsi="Bookman Old Style" w:cs="Bookman Old Style"/>
-          <w:sz w:val="24"/>
-          <w:szCs w:val="24"/>
-        </w:rPr>
-        <w:t>Ollama</w:t>
-      </w:r>
-      <w:proofErr w:type="spellEnd"/>
-      <w:r>
-        <w:rPr>
-          <w:rFonts w:ascii="Bookman Old Style" w:eastAsia="Bookman Old Style" w:hAnsi="Bookman Old Style" w:cs="Bookman Old Style"/>
-          <w:sz w:val="24"/>
-          <w:szCs w:val="24"/>
-        </w:rPr>
-        <w:t>, es fundamental mantener una vigilancia continua sobre su disponibilidad, cambios en políticas, tarifas o funcionalidades.</w:t>
+        <w:t xml:space="preserve"> Dado que el sistema depende de APIs externas como OpenAI u Ollama, es fundamental mantener una vigilancia continua sobre su disponibilidad, cambios en políticas, tarifas o funcionalidades.</w:t>
       </w:r>
     </w:p>
     <w:p>
@@ -6815,43 +6264,7 @@
           <w:sz w:val="24"/>
           <w:szCs w:val="24"/>
         </w:rPr>
-        <w:t xml:space="preserve">Informe Final del Proyecto GDI-IA (2025). Sistema Generador de documentación impulsado por IA (GDI-IA). </w:t>
-      </w:r>
-      <w:proofErr w:type="spellStart"/>
-      <w:r>
-        <w:rPr>
-          <w:rFonts w:ascii="Bookman Old Style" w:eastAsia="Bookman Old Style" w:hAnsi="Bookman Old Style" w:cs="Bookman Old Style"/>
-          <w:sz w:val="24"/>
-          <w:szCs w:val="24"/>
-        </w:rPr>
-        <w:t>DevStar</w:t>
-      </w:r>
-      <w:proofErr w:type="spellEnd"/>
-      <w:r>
-        <w:rPr>
-          <w:rFonts w:ascii="Bookman Old Style" w:eastAsia="Bookman Old Style" w:hAnsi="Bookman Old Style" w:cs="Bookman Old Style"/>
-          <w:sz w:val="24"/>
-          <w:szCs w:val="24"/>
-        </w:rPr>
-        <w:t xml:space="preserve"> </w:t>
-      </w:r>
-      <w:proofErr w:type="spellStart"/>
-      <w:r>
-        <w:rPr>
-          <w:rFonts w:ascii="Bookman Old Style" w:eastAsia="Bookman Old Style" w:hAnsi="Bookman Old Style" w:cs="Bookman Old Style"/>
-          <w:sz w:val="24"/>
-          <w:szCs w:val="24"/>
-        </w:rPr>
-        <w:t>Solutions</w:t>
-      </w:r>
-      <w:proofErr w:type="spellEnd"/>
-      <w:r>
-        <w:rPr>
-          <w:rFonts w:ascii="Bookman Old Style" w:eastAsia="Bookman Old Style" w:hAnsi="Bookman Old Style" w:cs="Bookman Old Style"/>
-          <w:sz w:val="24"/>
-          <w:szCs w:val="24"/>
-        </w:rPr>
-        <w:t>.</w:t>
+        <w:t>Informe Final del Proyecto GDI-IA (2025). Sistema Generador de documentación impulsado por IA (GDI-IA). DevStar Solutions.</w:t>
       </w:r>
     </w:p>
     <w:p>
@@ -6874,43 +6287,7 @@
           <w:sz w:val="24"/>
           <w:szCs w:val="24"/>
         </w:rPr>
-        <w:t xml:space="preserve">Documento SRS del Proyecto GDI-IA (2025). Sistema Generador de documentación impulsado por IA (GDI-IA). </w:t>
-      </w:r>
-      <w:proofErr w:type="spellStart"/>
-      <w:r>
-        <w:rPr>
-          <w:rFonts w:ascii="Bookman Old Style" w:eastAsia="Bookman Old Style" w:hAnsi="Bookman Old Style" w:cs="Bookman Old Style"/>
-          <w:sz w:val="24"/>
-          <w:szCs w:val="24"/>
-        </w:rPr>
-        <w:t>DevStar</w:t>
-      </w:r>
-      <w:proofErr w:type="spellEnd"/>
-      <w:r>
-        <w:rPr>
-          <w:rFonts w:ascii="Bookman Old Style" w:eastAsia="Bookman Old Style" w:hAnsi="Bookman Old Style" w:cs="Bookman Old Style"/>
-          <w:sz w:val="24"/>
-          <w:szCs w:val="24"/>
-        </w:rPr>
-        <w:t xml:space="preserve"> </w:t>
-      </w:r>
-      <w:proofErr w:type="spellStart"/>
-      <w:r>
-        <w:rPr>
-          <w:rFonts w:ascii="Bookman Old Style" w:eastAsia="Bookman Old Style" w:hAnsi="Bookman Old Style" w:cs="Bookman Old Style"/>
-          <w:sz w:val="24"/>
-          <w:szCs w:val="24"/>
-        </w:rPr>
-        <w:t>Solutions</w:t>
-      </w:r>
-      <w:proofErr w:type="spellEnd"/>
-      <w:r>
-        <w:rPr>
-          <w:rFonts w:ascii="Bookman Old Style" w:eastAsia="Bookman Old Style" w:hAnsi="Bookman Old Style" w:cs="Bookman Old Style"/>
-          <w:sz w:val="24"/>
-          <w:szCs w:val="24"/>
-        </w:rPr>
-        <w:t>.</w:t>
+        <w:t>Documento SRS del Proyecto GDI-IA (2025). Sistema Generador de documentación impulsado por IA (GDI-IA). DevStar Solutions.</w:t>
       </w:r>
     </w:p>
     <w:p>
@@ -6933,43 +6310,7 @@
           <w:sz w:val="24"/>
           <w:szCs w:val="24"/>
         </w:rPr>
-        <w:t xml:space="preserve">Informe de Factibilidad Proyecto GDI-IA (2025). Sistema Generador de documentación impulsado por IA (GDI-IA). </w:t>
-      </w:r>
-      <w:proofErr w:type="spellStart"/>
-      <w:r>
-        <w:rPr>
-          <w:rFonts w:ascii="Bookman Old Style" w:eastAsia="Bookman Old Style" w:hAnsi="Bookman Old Style" w:cs="Bookman Old Style"/>
-          <w:sz w:val="24"/>
-          <w:szCs w:val="24"/>
-        </w:rPr>
-        <w:t>DevStar</w:t>
-      </w:r>
-      <w:proofErr w:type="spellEnd"/>
-      <w:r>
-        <w:rPr>
-          <w:rFonts w:ascii="Bookman Old Style" w:eastAsia="Bookman Old Style" w:hAnsi="Bookman Old Style" w:cs="Bookman Old Style"/>
-          <w:sz w:val="24"/>
-          <w:szCs w:val="24"/>
-        </w:rPr>
-        <w:t xml:space="preserve"> </w:t>
-      </w:r>
-      <w:proofErr w:type="spellStart"/>
-      <w:r>
-        <w:rPr>
-          <w:rFonts w:ascii="Bookman Old Style" w:eastAsia="Bookman Old Style" w:hAnsi="Bookman Old Style" w:cs="Bookman Old Style"/>
-          <w:sz w:val="24"/>
-          <w:szCs w:val="24"/>
-        </w:rPr>
-        <w:t>Solutions</w:t>
-      </w:r>
-      <w:proofErr w:type="spellEnd"/>
-      <w:r>
-        <w:rPr>
-          <w:rFonts w:ascii="Bookman Old Style" w:eastAsia="Bookman Old Style" w:hAnsi="Bookman Old Style" w:cs="Bookman Old Style"/>
-          <w:sz w:val="24"/>
-          <w:szCs w:val="24"/>
-        </w:rPr>
-        <w:t>.</w:t>
+        <w:t>Informe de Factibilidad Proyecto GDI-IA (2025). Sistema Generador de documentación impulsado por IA (GDI-IA). DevStar Solutions.</w:t>
       </w:r>
     </w:p>
     <w:p>
@@ -9994,9 +9335,7 @@
       <w:tblStyleRowBandSize w:val="1"/>
       <w:tblStyleColBandSize w:val="1"/>
       <w:tblCellMar>
-        <w:top w:w="0" w:type="dxa"/>
         <w:left w:w="70" w:type="dxa"/>
-        <w:bottom w:w="0" w:type="dxa"/>
         <w:right w:w="70" w:type="dxa"/>
       </w:tblCellMar>
     </w:tblPr>
@@ -10007,9 +9346,7 @@
       <w:tblStyleRowBandSize w:val="1"/>
       <w:tblStyleColBandSize w:val="1"/>
       <w:tblCellMar>
-        <w:top w:w="0" w:type="dxa"/>
         <w:left w:w="70" w:type="dxa"/>
-        <w:bottom w:w="0" w:type="dxa"/>
         <w:right w:w="70" w:type="dxa"/>
       </w:tblCellMar>
     </w:tblPr>

--- a/Documents/FD02-EPIS-Informe Vision.docx
+++ b/Documents/FD02-EPIS-Informe Vision.docx
@@ -1670,7 +1670,31 @@
                 <w:sz w:val="14"/>
                 <w:szCs w:val="14"/>
               </w:rPr>
-              <w:t>10/10/2025</w:t>
+              <w:t>01</w:t>
+            </w:r>
+            <w:r>
+              <w:rPr>
+                <w:rFonts w:ascii="Bookman Old Style" w:eastAsia="Bookman Old Style" w:hAnsi="Bookman Old Style" w:cs="Bookman Old Style"/>
+                <w:sz w:val="14"/>
+                <w:szCs w:val="14"/>
+              </w:rPr>
+              <w:t>/</w:t>
+            </w:r>
+            <w:r>
+              <w:rPr>
+                <w:rFonts w:ascii="Bookman Old Style" w:eastAsia="Bookman Old Style" w:hAnsi="Bookman Old Style" w:cs="Bookman Old Style"/>
+                <w:sz w:val="14"/>
+                <w:szCs w:val="14"/>
+              </w:rPr>
+              <w:t>06</w:t>
+            </w:r>
+            <w:r>
+              <w:rPr>
+                <w:rFonts w:ascii="Bookman Old Style" w:eastAsia="Bookman Old Style" w:hAnsi="Bookman Old Style" w:cs="Bookman Old Style"/>
+                <w:sz w:val="14"/>
+                <w:szCs w:val="14"/>
+              </w:rPr>
+              <w:t>/2025</w:t>
             </w:r>
           </w:p>
         </w:tc>
